--- a/docs/content/final_project/final_project_activity.docx
+++ b/docs/content/final_project/final_project_activity.docx
@@ -334,13 +334,13 @@
           <w:b/>
           <w:bCs/>
         </w:rPr>
-        <w:t xml:space="preserve">Going further</w:t>
-      </w:r>
-      <w:r>
-        <w:t xml:space="preserve"> </w:t>
-      </w:r>
-      <w:r>
-        <w:t xml:space="preserve">section is optional.</w:t>
+        <w:t xml:space="preserve">Extension</w:t>
+      </w:r>
+      <w:r>
+        <w:t xml:space="preserve"> </w:t>
+      </w:r>
+      <w:r>
+        <w:t xml:space="preserve">at the end is out-of-class project prep, turned in with the worksheet.</w:t>
       </w:r>
     </w:p>
     <w:tbl>
@@ -2377,30 +2377,48 @@
       </w:r>
     </w:p>
     <w:bookmarkEnd w:id="24"/>
-    <w:bookmarkStart w:id="27" w:name="going-further"/>
+    <w:bookmarkStart w:id="27" w:name="extension-out-of-class-3040-min"/>
     <w:p>
       <w:pPr>
         <w:pStyle w:val="Heading1"/>
       </w:pPr>
       <w:r>
-        <w:t xml:space="preserve">Going further</w:t>
-      </w:r>
-    </w:p>
-    <w:p>
-      <w:pPr>
-        <w:pStyle w:val="BlockText"/>
-      </w:pPr>
-      <w:r>
-        <w:t xml:space="preserve">Optional — do this if you finish early or want a stronger proposal.</w:t>
-      </w:r>
-    </w:p>
-    <w:bookmarkStart w:id="25" w:name="try-a-backup-dataset"/>
+        <w:t xml:space="preserve">Extension — out of class (~30–40 min)</w:t>
+      </w:r>
+    </w:p>
+    <w:p>
+      <w:pPr>
+        <w:pStyle w:val="FirstParagraph"/>
+      </w:pPr>
+      <w:r>
+        <w:rPr>
+          <w:i/>
+          <w:iCs/>
+        </w:rPr>
+        <w:t xml:space="preserve">Turn this in with your worksheet. This is real project prep, not a throwaway</w:t>
+      </w:r>
+      <w:r>
+        <w:rPr>
+          <w:i/>
+          <w:iCs/>
+        </w:rPr>
+        <w:t xml:space="preserve"> </w:t>
+      </w:r>
+      <w:r>
+        <w:rPr>
+          <w:i/>
+          <w:iCs/>
+        </w:rPr>
+        <w:t xml:space="preserve">exercise — a backup dataset and a road-tested question.</w:t>
+      </w:r>
+    </w:p>
+    <w:bookmarkStart w:id="25" w:name="e1-try-a-backup-dataset-do-it"/>
     <w:p>
       <w:pPr>
         <w:pStyle w:val="Heading3"/>
       </w:pPr>
       <w:r>
-        <w:t xml:space="preserve">Try a backup dataset</w:t>
+        <w:t xml:space="preserve">E1 · Try a backup dataset (do it)</w:t>
       </w:r>
     </w:p>
     <w:p>
@@ -2424,7 +2442,13 @@
         <w:t xml:space="preserve"> </w:t>
       </w:r>
       <w:r>
-        <w:t xml:space="preserve">candidate. Having a backup means a dead-end dataset never sinks your project.</w:t>
+        <w:t xml:space="preserve">candidate dataset. Having a backup means a</w:t>
+      </w:r>
+      <w:r>
+        <w:t xml:space="preserve"> </w:t>
+      </w:r>
+      <w:r>
+        <w:t xml:space="preserve">dead-end dataset never sinks your project.</w:t>
       </w:r>
     </w:p>
     <w:p>
@@ -2549,13 +2573,13 @@
       </w:r>
     </w:p>
     <w:bookmarkEnd w:id="25"/>
-    <w:bookmarkStart w:id="26" w:name="pressure-test-your-question"/>
+    <w:bookmarkStart w:id="26" w:name="e2-pressure-test-your-question-by-hand"/>
     <w:p>
       <w:pPr>
         <w:pStyle w:val="Heading3"/>
       </w:pPr>
       <w:r>
-        <w:t xml:space="preserve">Pressure-test your question</w:t>
+        <w:t xml:space="preserve">E2 · Pressure-test your question ✍️ by hand</w:t>
       </w:r>
     </w:p>
     <w:p>
@@ -2906,7 +2930,7 @@
           <w:i/>
           <w:iCs/>
         </w:rPr>
-        <w:t xml:space="preserve">End of Worksheet 08. Next: Lecture 09 — loading and cleaning your own dataset (Milestone 2).</w:t>
+        <w:t xml:space="preserve">End of the Final Project intro worksheet. Next: loading and cleaning your own dataset (Milestone 2).</w:t>
       </w:r>
     </w:p>
     <w:bookmarkEnd w:id="28"/>

--- a/docs/content/final_project/final_project_activity.docx
+++ b/docs/content/final_project/final_project_activity.docx
@@ -31,7 +31,7 @@
         <w:pStyle w:val="Date"/>
       </w:pPr>
       <w:r>
-        <w:t xml:space="preserve">2026-08-27</w:t>
+        <w:t xml:space="preserve">2026-09-01</w:t>
       </w:r>
     </w:p>
     <w:bookmarkStart w:id="14" w:name="find-your-own-data"/>

--- a/docs/content/final_project/final_project_activity.docx
+++ b/docs/content/final_project/final_project_activity.docx
@@ -31,7 +31,7 @@
         <w:pStyle w:val="Date"/>
       </w:pPr>
       <w:r>
-        <w:t xml:space="preserve">2026-09-01</w:t>
+        <w:t xml:space="preserve">2026-09-03</w:t>
       </w:r>
     </w:p>
     <w:bookmarkStart w:id="14" w:name="find-your-own-data"/>

--- a/docs/content/final_project/final_project_activity.docx
+++ b/docs/content/final_project/final_project_activity.docx
@@ -4122,8 +4122,8 @@
       <w:rFonts w:asciiTheme="majorHAnsi" w:cstheme="majorBidi" w:eastAsiaTheme="majorEastAsia" w:hAnsiTheme="majorHAnsi"/>
       <w:spacing w:val="-10"/>
       <w:kern w:val="28"/>
-      <w:sz w:val="56"/>
-      <w:szCs w:val="56"/>
+      <w:sz w:val="40"/>
+      <w:szCs w:val="40"/>
     </w:rPr>
   </w:style>
   <w:style w:customStyle="1" w:styleId="TitleChar" w:type="character">
@@ -4136,8 +4136,8 @@
       <w:rFonts w:asciiTheme="majorHAnsi" w:cstheme="majorBidi" w:eastAsiaTheme="majorEastAsia" w:hAnsiTheme="majorHAnsi"/>
       <w:spacing w:val="-10"/>
       <w:kern w:val="28"/>
-      <w:sz w:val="56"/>
-      <w:szCs w:val="56"/>
+      <w:sz w:val="40"/>
+      <w:szCs w:val="40"/>
     </w:rPr>
   </w:style>
   <w:style w:styleId="Subtitle" w:type="paragraph">

--- a/docs/content/final_project/final_project_activity.docx
+++ b/docs/content/final_project/final_project_activity.docx
@@ -31,7 +31,7 @@
         <w:pStyle w:val="Date"/>
       </w:pPr>
       <w:r>
-        <w:t xml:space="preserve">2026-09-03</w:t>
+        <w:t xml:space="preserve">2026-09-04</w:t>
       </w:r>
     </w:p>
     <w:bookmarkStart w:id="14" w:name="find-your-own-data"/>
